--- a/Документація.docx
+++ b/Документація.docx
@@ -2521,6 +2521,2242 @@
           <w:iCs/>
         </w:rPr>
         <w:t xml:space="preserve"> ECG.</w:t>
+      </w:r>
+    </w:p>
+    <w:p>
+      <w:pPr>
+        <w:rPr>
+          <w:b/>
+          <w:bCs/>
+        </w:rPr>
+      </w:pPr>
+      <w:r>
+        <w:rPr>
+          <w:b/>
+          <w:bCs/>
+        </w:rPr>
+        <w:br w:type="page"/>
+      </w:r>
+    </w:p>
+    <w:p>
+      <w:pPr>
+        <w:ind w:firstLine="708"/>
+        <w:rPr>
+          <w:b/>
+          <w:bCs/>
+        </w:rPr>
+      </w:pPr>
+      <w:proofErr w:type="spellStart"/>
+      <w:r>
+        <w:rPr>
+          <w:b/>
+          <w:bCs/>
+        </w:rPr>
+        <w:lastRenderedPageBreak/>
+        <w:t>valid_indices</w:t>
+      </w:r>
+      <w:proofErr w:type="spellEnd"/>
+      <w:r>
+        <w:rPr>
+          <w:b/>
+          <w:bCs/>
+        </w:rPr>
+        <w:t xml:space="preserve"> = </w:t>
+      </w:r>
+      <w:proofErr w:type="spellStart"/>
+      <w:r>
+        <w:rPr>
+          <w:b/>
+          <w:bCs/>
+        </w:rPr>
+        <w:t>np.where</w:t>
+      </w:r>
+      <w:proofErr w:type="spellEnd"/>
+      <w:r>
+        <w:rPr>
+          <w:b/>
+          <w:bCs/>
+        </w:rPr>
+        <w:t>(</w:t>
+      </w:r>
+      <w:proofErr w:type="spellStart"/>
+      <w:r>
+        <w:rPr>
+          <w:b/>
+          <w:bCs/>
+        </w:rPr>
+        <w:t>total_time</w:t>
+      </w:r>
+      <w:proofErr w:type="spellEnd"/>
+      <w:r>
+        <w:rPr>
+          <w:b/>
+          <w:bCs/>
+        </w:rPr>
+        <w:t xml:space="preserve"> &lt;= </w:t>
+      </w:r>
+      <w:proofErr w:type="spellStart"/>
+      <w:r>
+        <w:rPr>
+          <w:b/>
+          <w:bCs/>
+        </w:rPr>
+        <w:t>duration</w:t>
+      </w:r>
+      <w:proofErr w:type="spellEnd"/>
+      <w:r>
+        <w:rPr>
+          <w:b/>
+          <w:bCs/>
+        </w:rPr>
+        <w:t>)[0]</w:t>
+      </w:r>
+    </w:p>
+    <w:p>
+      <w:pPr>
+        <w:ind w:firstLine="708"/>
+        <w:rPr>
+          <w:b/>
+          <w:bCs/>
+        </w:rPr>
+      </w:pPr>
+      <w:r>
+        <w:rPr>
+          <w:b/>
+          <w:bCs/>
+        </w:rPr>
+        <w:t xml:space="preserve">Програма </w:t>
+      </w:r>
+      <w:proofErr w:type="spellStart"/>
+      <w:r>
+        <w:rPr>
+          <w:b/>
+          <w:bCs/>
+        </w:rPr>
+        <w:t>ChatGPT</w:t>
+      </w:r>
+      <w:proofErr w:type="spellEnd"/>
+      <w:r>
+        <w:rPr>
+          <w:b/>
+          <w:bCs/>
+        </w:rPr>
+        <w:t xml:space="preserve"> сказала:</w:t>
+      </w:r>
+    </w:p>
+    <w:p>
+      <w:pPr>
+        <w:ind w:firstLine="708"/>
+        <w:rPr>
+          <w:b/>
+          <w:bCs/>
+        </w:rPr>
+      </w:pPr>
+      <w:proofErr w:type="spellStart"/>
+      <w:r>
+        <w:rPr>
+          <w:b/>
+          <w:bCs/>
+        </w:rPr>
+        <w:t>The</w:t>
+      </w:r>
+      <w:proofErr w:type="spellEnd"/>
+      <w:r>
+        <w:rPr>
+          <w:b/>
+          <w:bCs/>
+        </w:rPr>
+        <w:t xml:space="preserve"> </w:t>
+      </w:r>
+      <w:proofErr w:type="spellStart"/>
+      <w:r>
+        <w:rPr>
+          <w:b/>
+          <w:bCs/>
+        </w:rPr>
+        <w:t>line</w:t>
+      </w:r>
+      <w:proofErr w:type="spellEnd"/>
+      <w:r>
+        <w:rPr>
+          <w:b/>
+          <w:bCs/>
+        </w:rPr>
+        <w:t xml:space="preserve"> </w:t>
+      </w:r>
+      <w:proofErr w:type="spellStart"/>
+      <w:r>
+        <w:rPr>
+          <w:b/>
+          <w:bCs/>
+        </w:rPr>
+        <w:t>of</w:t>
+      </w:r>
+      <w:proofErr w:type="spellEnd"/>
+      <w:r>
+        <w:rPr>
+          <w:b/>
+          <w:bCs/>
+        </w:rPr>
+        <w:t xml:space="preserve"> </w:t>
+      </w:r>
+      <w:proofErr w:type="spellStart"/>
+      <w:r>
+        <w:rPr>
+          <w:b/>
+          <w:bCs/>
+        </w:rPr>
+        <w:t>code</w:t>
+      </w:r>
+      <w:proofErr w:type="spellEnd"/>
+      <w:r>
+        <w:rPr>
+          <w:b/>
+          <w:bCs/>
+        </w:rPr>
+        <w:t>:</w:t>
+      </w:r>
+    </w:p>
+    <w:p>
+      <w:pPr>
+        <w:ind w:firstLine="708"/>
+        <w:rPr>
+          <w:b/>
+          <w:bCs/>
+        </w:rPr>
+      </w:pPr>
+      <w:proofErr w:type="spellStart"/>
+      <w:r>
+        <w:rPr>
+          <w:b/>
+          <w:bCs/>
+        </w:rPr>
+        <w:t>python</w:t>
+      </w:r>
+      <w:proofErr w:type="spellEnd"/>
+    </w:p>
+    <w:p>
+      <w:pPr>
+        <w:ind w:firstLine="708"/>
+        <w:rPr>
+          <w:b/>
+          <w:bCs/>
+        </w:rPr>
+      </w:pPr>
+      <w:proofErr w:type="spellStart"/>
+      <w:r>
+        <w:rPr>
+          <w:b/>
+          <w:bCs/>
+        </w:rPr>
+        <w:t>КопіюватиРедагувати</w:t>
+      </w:r>
+      <w:proofErr w:type="spellEnd"/>
+    </w:p>
+    <w:p>
+      <w:pPr>
+        <w:ind w:firstLine="708"/>
+        <w:rPr>
+          <w:b/>
+          <w:bCs/>
+        </w:rPr>
+      </w:pPr>
+      <w:proofErr w:type="spellStart"/>
+      <w:r>
+        <w:rPr>
+          <w:b/>
+          <w:bCs/>
+        </w:rPr>
+        <w:t>valid_indices</w:t>
+      </w:r>
+      <w:proofErr w:type="spellEnd"/>
+      <w:r>
+        <w:rPr>
+          <w:b/>
+          <w:bCs/>
+        </w:rPr>
+        <w:t xml:space="preserve"> = </w:t>
+      </w:r>
+      <w:proofErr w:type="spellStart"/>
+      <w:r>
+        <w:rPr>
+          <w:b/>
+          <w:bCs/>
+        </w:rPr>
+        <w:t>np.where</w:t>
+      </w:r>
+      <w:proofErr w:type="spellEnd"/>
+      <w:r>
+        <w:rPr>
+          <w:b/>
+          <w:bCs/>
+        </w:rPr>
+        <w:t>(</w:t>
+      </w:r>
+      <w:proofErr w:type="spellStart"/>
+      <w:r>
+        <w:rPr>
+          <w:b/>
+          <w:bCs/>
+        </w:rPr>
+        <w:t>total_time</w:t>
+      </w:r>
+      <w:proofErr w:type="spellEnd"/>
+      <w:r>
+        <w:rPr>
+          <w:b/>
+          <w:bCs/>
+        </w:rPr>
+        <w:t xml:space="preserve"> &lt;= </w:t>
+      </w:r>
+      <w:proofErr w:type="spellStart"/>
+      <w:r>
+        <w:rPr>
+          <w:b/>
+          <w:bCs/>
+        </w:rPr>
+        <w:t>duration</w:t>
+      </w:r>
+      <w:proofErr w:type="spellEnd"/>
+      <w:r>
+        <w:rPr>
+          <w:b/>
+          <w:bCs/>
+        </w:rPr>
+        <w:t>)[0]</w:t>
+      </w:r>
+    </w:p>
+    <w:p>
+      <w:pPr>
+        <w:ind w:firstLine="708"/>
+        <w:rPr>
+          <w:b/>
+          <w:bCs/>
+        </w:rPr>
+      </w:pPr>
+      <w:proofErr w:type="spellStart"/>
+      <w:r>
+        <w:rPr>
+          <w:b/>
+          <w:bCs/>
+        </w:rPr>
+        <w:t>means</w:t>
+      </w:r>
+      <w:proofErr w:type="spellEnd"/>
+      <w:r>
+        <w:rPr>
+          <w:b/>
+          <w:bCs/>
+        </w:rPr>
+        <w:t>:</w:t>
+      </w:r>
+    </w:p>
+    <w:p>
+      <w:pPr>
+        <w:numPr>
+          <w:ilvl w:val="0"/>
+          <w:numId w:val="1"/>
+        </w:numPr>
+        <w:rPr>
+          <w:b/>
+          <w:bCs/>
+        </w:rPr>
+      </w:pPr>
+      <w:proofErr w:type="spellStart"/>
+      <w:r>
+        <w:rPr>
+          <w:b/>
+          <w:bCs/>
+        </w:rPr>
+        <w:t>total_time</w:t>
+      </w:r>
+      <w:proofErr w:type="spellEnd"/>
+      <w:r>
+        <w:rPr>
+          <w:b/>
+          <w:bCs/>
+        </w:rPr>
+        <w:t xml:space="preserve"> </w:t>
+      </w:r>
+      <w:proofErr w:type="spellStart"/>
+      <w:r>
+        <w:rPr>
+          <w:b/>
+          <w:bCs/>
+        </w:rPr>
+        <w:t>is</w:t>
+      </w:r>
+      <w:proofErr w:type="spellEnd"/>
+      <w:r>
+        <w:rPr>
+          <w:b/>
+          <w:bCs/>
+        </w:rPr>
+        <w:t xml:space="preserve"> </w:t>
+      </w:r>
+      <w:proofErr w:type="spellStart"/>
+      <w:r>
+        <w:rPr>
+          <w:b/>
+          <w:bCs/>
+        </w:rPr>
+        <w:t>likely</w:t>
+      </w:r>
+      <w:proofErr w:type="spellEnd"/>
+      <w:r>
+        <w:rPr>
+          <w:b/>
+          <w:bCs/>
+        </w:rPr>
+        <w:t xml:space="preserve"> a </w:t>
+      </w:r>
+      <w:proofErr w:type="spellStart"/>
+      <w:r>
+        <w:rPr>
+          <w:b/>
+          <w:bCs/>
+        </w:rPr>
+        <w:t>NumPy</w:t>
+      </w:r>
+      <w:proofErr w:type="spellEnd"/>
+      <w:r>
+        <w:rPr>
+          <w:b/>
+          <w:bCs/>
+        </w:rPr>
+        <w:t xml:space="preserve"> </w:t>
+      </w:r>
+      <w:proofErr w:type="spellStart"/>
+      <w:r>
+        <w:rPr>
+          <w:b/>
+          <w:bCs/>
+        </w:rPr>
+        <w:t>array</w:t>
+      </w:r>
+      <w:proofErr w:type="spellEnd"/>
+      <w:r>
+        <w:rPr>
+          <w:b/>
+          <w:bCs/>
+        </w:rPr>
+        <w:t xml:space="preserve"> (</w:t>
+      </w:r>
+      <w:proofErr w:type="spellStart"/>
+      <w:r>
+        <w:rPr>
+          <w:b/>
+          <w:bCs/>
+        </w:rPr>
+        <w:t>or</w:t>
+      </w:r>
+      <w:proofErr w:type="spellEnd"/>
+      <w:r>
+        <w:rPr>
+          <w:b/>
+          <w:bCs/>
+        </w:rPr>
+        <w:t xml:space="preserve"> </w:t>
+      </w:r>
+      <w:proofErr w:type="spellStart"/>
+      <w:r>
+        <w:rPr>
+          <w:b/>
+          <w:bCs/>
+        </w:rPr>
+        <w:t>something</w:t>
+      </w:r>
+      <w:proofErr w:type="spellEnd"/>
+      <w:r>
+        <w:rPr>
+          <w:b/>
+          <w:bCs/>
+        </w:rPr>
+        <w:t xml:space="preserve"> </w:t>
+      </w:r>
+      <w:proofErr w:type="spellStart"/>
+      <w:r>
+        <w:rPr>
+          <w:b/>
+          <w:bCs/>
+        </w:rPr>
+        <w:t>NumPy</w:t>
+      </w:r>
+      <w:proofErr w:type="spellEnd"/>
+      <w:r>
+        <w:rPr>
+          <w:b/>
+          <w:bCs/>
+        </w:rPr>
+        <w:t xml:space="preserve"> </w:t>
+      </w:r>
+      <w:proofErr w:type="spellStart"/>
+      <w:r>
+        <w:rPr>
+          <w:b/>
+          <w:bCs/>
+        </w:rPr>
+        <w:t>can</w:t>
+      </w:r>
+      <w:proofErr w:type="spellEnd"/>
+      <w:r>
+        <w:rPr>
+          <w:b/>
+          <w:bCs/>
+        </w:rPr>
+        <w:t xml:space="preserve"> </w:t>
+      </w:r>
+      <w:proofErr w:type="spellStart"/>
+      <w:r>
+        <w:rPr>
+          <w:b/>
+          <w:bCs/>
+        </w:rPr>
+        <w:t>compare</w:t>
+      </w:r>
+      <w:proofErr w:type="spellEnd"/>
+      <w:r>
+        <w:rPr>
+          <w:b/>
+          <w:bCs/>
+        </w:rPr>
+        <w:t xml:space="preserve"> </w:t>
+      </w:r>
+      <w:proofErr w:type="spellStart"/>
+      <w:r>
+        <w:rPr>
+          <w:b/>
+          <w:bCs/>
+        </w:rPr>
+        <w:t>element-wise</w:t>
+      </w:r>
+      <w:proofErr w:type="spellEnd"/>
+      <w:r>
+        <w:rPr>
+          <w:b/>
+          <w:bCs/>
+        </w:rPr>
+        <w:t>).</w:t>
+      </w:r>
+    </w:p>
+    <w:p>
+      <w:pPr>
+        <w:numPr>
+          <w:ilvl w:val="0"/>
+          <w:numId w:val="1"/>
+        </w:numPr>
+        <w:rPr>
+          <w:b/>
+          <w:bCs/>
+        </w:rPr>
+      </w:pPr>
+      <w:proofErr w:type="spellStart"/>
+      <w:r>
+        <w:rPr>
+          <w:b/>
+          <w:bCs/>
+        </w:rPr>
+        <w:t>duration</w:t>
+      </w:r>
+      <w:proofErr w:type="spellEnd"/>
+      <w:r>
+        <w:rPr>
+          <w:b/>
+          <w:bCs/>
+        </w:rPr>
+        <w:t xml:space="preserve"> </w:t>
+      </w:r>
+      <w:proofErr w:type="spellStart"/>
+      <w:r>
+        <w:rPr>
+          <w:b/>
+          <w:bCs/>
+        </w:rPr>
+        <w:t>is</w:t>
+      </w:r>
+      <w:proofErr w:type="spellEnd"/>
+      <w:r>
+        <w:rPr>
+          <w:b/>
+          <w:bCs/>
+        </w:rPr>
+        <w:t xml:space="preserve"> a </w:t>
+      </w:r>
+      <w:proofErr w:type="spellStart"/>
+      <w:r>
+        <w:rPr>
+          <w:b/>
+          <w:bCs/>
+        </w:rPr>
+        <w:t>scalar</w:t>
+      </w:r>
+      <w:proofErr w:type="spellEnd"/>
+      <w:r>
+        <w:rPr>
+          <w:b/>
+          <w:bCs/>
+        </w:rPr>
+        <w:t xml:space="preserve"> </w:t>
+      </w:r>
+      <w:proofErr w:type="spellStart"/>
+      <w:r>
+        <w:rPr>
+          <w:b/>
+          <w:bCs/>
+        </w:rPr>
+        <w:t>value</w:t>
+      </w:r>
+      <w:proofErr w:type="spellEnd"/>
+      <w:r>
+        <w:rPr>
+          <w:b/>
+          <w:bCs/>
+        </w:rPr>
+        <w:t>.</w:t>
+      </w:r>
+    </w:p>
+    <w:p>
+      <w:pPr>
+        <w:numPr>
+          <w:ilvl w:val="0"/>
+          <w:numId w:val="1"/>
+        </w:numPr>
+        <w:rPr>
+          <w:b/>
+          <w:bCs/>
+        </w:rPr>
+      </w:pPr>
+      <w:proofErr w:type="spellStart"/>
+      <w:r>
+        <w:rPr>
+          <w:b/>
+          <w:bCs/>
+        </w:rPr>
+        <w:t>total_time</w:t>
+      </w:r>
+      <w:proofErr w:type="spellEnd"/>
+      <w:r>
+        <w:rPr>
+          <w:b/>
+          <w:bCs/>
+        </w:rPr>
+        <w:t xml:space="preserve"> &lt;= </w:t>
+      </w:r>
+      <w:proofErr w:type="spellStart"/>
+      <w:r>
+        <w:rPr>
+          <w:b/>
+          <w:bCs/>
+        </w:rPr>
+        <w:t>duration</w:t>
+      </w:r>
+      <w:proofErr w:type="spellEnd"/>
+      <w:r>
+        <w:rPr>
+          <w:b/>
+          <w:bCs/>
+        </w:rPr>
+        <w:t xml:space="preserve"> </w:t>
+      </w:r>
+      <w:proofErr w:type="spellStart"/>
+      <w:r>
+        <w:rPr>
+          <w:b/>
+          <w:bCs/>
+        </w:rPr>
+        <w:t>creates</w:t>
+      </w:r>
+      <w:proofErr w:type="spellEnd"/>
+      <w:r>
+        <w:rPr>
+          <w:b/>
+          <w:bCs/>
+        </w:rPr>
+        <w:t xml:space="preserve"> a </w:t>
+      </w:r>
+      <w:proofErr w:type="spellStart"/>
+      <w:r>
+        <w:rPr>
+          <w:b/>
+          <w:bCs/>
+        </w:rPr>
+        <w:t>boolean</w:t>
+      </w:r>
+      <w:proofErr w:type="spellEnd"/>
+      <w:r>
+        <w:rPr>
+          <w:b/>
+          <w:bCs/>
+        </w:rPr>
+        <w:t xml:space="preserve"> </w:t>
+      </w:r>
+      <w:proofErr w:type="spellStart"/>
+      <w:r>
+        <w:rPr>
+          <w:b/>
+          <w:bCs/>
+        </w:rPr>
+        <w:t>array</w:t>
+      </w:r>
+      <w:proofErr w:type="spellEnd"/>
+      <w:r>
+        <w:rPr>
+          <w:b/>
+          <w:bCs/>
+        </w:rPr>
+        <w:t xml:space="preserve">: </w:t>
+      </w:r>
+      <w:proofErr w:type="spellStart"/>
+      <w:r>
+        <w:rPr>
+          <w:b/>
+          <w:bCs/>
+        </w:rPr>
+        <w:t>True</w:t>
+      </w:r>
+      <w:proofErr w:type="spellEnd"/>
+      <w:r>
+        <w:rPr>
+          <w:b/>
+          <w:bCs/>
+        </w:rPr>
+        <w:t xml:space="preserve"> </w:t>
+      </w:r>
+      <w:proofErr w:type="spellStart"/>
+      <w:r>
+        <w:rPr>
+          <w:b/>
+          <w:bCs/>
+        </w:rPr>
+        <w:t>where</w:t>
+      </w:r>
+      <w:proofErr w:type="spellEnd"/>
+      <w:r>
+        <w:rPr>
+          <w:b/>
+          <w:bCs/>
+        </w:rPr>
+        <w:t xml:space="preserve"> </w:t>
+      </w:r>
+      <w:proofErr w:type="spellStart"/>
+      <w:r>
+        <w:rPr>
+          <w:b/>
+          <w:bCs/>
+        </w:rPr>
+        <w:t>the</w:t>
+      </w:r>
+      <w:proofErr w:type="spellEnd"/>
+      <w:r>
+        <w:rPr>
+          <w:b/>
+          <w:bCs/>
+        </w:rPr>
+        <w:t xml:space="preserve"> </w:t>
+      </w:r>
+      <w:proofErr w:type="spellStart"/>
+      <w:r>
+        <w:rPr>
+          <w:b/>
+          <w:bCs/>
+        </w:rPr>
+        <w:t>condition</w:t>
+      </w:r>
+      <w:proofErr w:type="spellEnd"/>
+      <w:r>
+        <w:rPr>
+          <w:b/>
+          <w:bCs/>
+        </w:rPr>
+        <w:t xml:space="preserve"> </w:t>
+      </w:r>
+      <w:proofErr w:type="spellStart"/>
+      <w:r>
+        <w:rPr>
+          <w:b/>
+          <w:bCs/>
+        </w:rPr>
+        <w:t>is</w:t>
+      </w:r>
+      <w:proofErr w:type="spellEnd"/>
+      <w:r>
+        <w:rPr>
+          <w:b/>
+          <w:bCs/>
+        </w:rPr>
+        <w:t xml:space="preserve"> </w:t>
+      </w:r>
+      <w:proofErr w:type="spellStart"/>
+      <w:r>
+        <w:rPr>
+          <w:b/>
+          <w:bCs/>
+        </w:rPr>
+        <w:t>satisfied</w:t>
+      </w:r>
+      <w:proofErr w:type="spellEnd"/>
+      <w:r>
+        <w:rPr>
+          <w:b/>
+          <w:bCs/>
+        </w:rPr>
+        <w:t>.</w:t>
+      </w:r>
+    </w:p>
+    <w:p>
+      <w:pPr>
+        <w:numPr>
+          <w:ilvl w:val="0"/>
+          <w:numId w:val="1"/>
+        </w:numPr>
+        <w:rPr>
+          <w:b/>
+          <w:bCs/>
+        </w:rPr>
+      </w:pPr>
+      <w:proofErr w:type="spellStart"/>
+      <w:r>
+        <w:rPr>
+          <w:b/>
+          <w:bCs/>
+        </w:rPr>
+        <w:t>np.where</w:t>
+      </w:r>
+      <w:proofErr w:type="spellEnd"/>
+      <w:r>
+        <w:rPr>
+          <w:b/>
+          <w:bCs/>
+        </w:rPr>
+        <w:t xml:space="preserve">(...) </w:t>
+      </w:r>
+      <w:proofErr w:type="spellStart"/>
+      <w:r>
+        <w:rPr>
+          <w:b/>
+          <w:bCs/>
+        </w:rPr>
+        <w:t>returns</w:t>
+      </w:r>
+      <w:proofErr w:type="spellEnd"/>
+      <w:r>
+        <w:rPr>
+          <w:b/>
+          <w:bCs/>
+        </w:rPr>
+        <w:t xml:space="preserve"> a </w:t>
+      </w:r>
+      <w:proofErr w:type="spellStart"/>
+      <w:r>
+        <w:rPr>
+          <w:b/>
+          <w:bCs/>
+        </w:rPr>
+        <w:t>tuple</w:t>
+      </w:r>
+      <w:proofErr w:type="spellEnd"/>
+      <w:r>
+        <w:rPr>
+          <w:b/>
+          <w:bCs/>
+        </w:rPr>
+        <w:t xml:space="preserve"> </w:t>
+      </w:r>
+      <w:proofErr w:type="spellStart"/>
+      <w:r>
+        <w:rPr>
+          <w:b/>
+          <w:bCs/>
+        </w:rPr>
+        <w:t>of</w:t>
+      </w:r>
+      <w:proofErr w:type="spellEnd"/>
+      <w:r>
+        <w:rPr>
+          <w:b/>
+          <w:bCs/>
+        </w:rPr>
+        <w:t xml:space="preserve"> </w:t>
+      </w:r>
+      <w:proofErr w:type="spellStart"/>
+      <w:r>
+        <w:rPr>
+          <w:b/>
+          <w:bCs/>
+        </w:rPr>
+        <w:t>arrays</w:t>
+      </w:r>
+      <w:proofErr w:type="spellEnd"/>
+      <w:r>
+        <w:rPr>
+          <w:b/>
+          <w:bCs/>
+        </w:rPr>
+        <w:t xml:space="preserve"> </w:t>
+      </w:r>
+      <w:proofErr w:type="spellStart"/>
+      <w:r>
+        <w:rPr>
+          <w:b/>
+          <w:bCs/>
+        </w:rPr>
+        <w:t>with</w:t>
+      </w:r>
+      <w:proofErr w:type="spellEnd"/>
+      <w:r>
+        <w:rPr>
+          <w:b/>
+          <w:bCs/>
+        </w:rPr>
+        <w:t xml:space="preserve"> </w:t>
+      </w:r>
+      <w:proofErr w:type="spellStart"/>
+      <w:r>
+        <w:rPr>
+          <w:b/>
+          <w:bCs/>
+        </w:rPr>
+        <w:t>the</w:t>
+      </w:r>
+      <w:proofErr w:type="spellEnd"/>
+      <w:r>
+        <w:rPr>
+          <w:b/>
+          <w:bCs/>
+        </w:rPr>
+        <w:t xml:space="preserve"> </w:t>
+      </w:r>
+      <w:proofErr w:type="spellStart"/>
+      <w:r>
+        <w:rPr>
+          <w:b/>
+          <w:bCs/>
+        </w:rPr>
+        <w:t>indices</w:t>
+      </w:r>
+      <w:proofErr w:type="spellEnd"/>
+      <w:r>
+        <w:rPr>
+          <w:b/>
+          <w:bCs/>
+        </w:rPr>
+        <w:t xml:space="preserve"> </w:t>
+      </w:r>
+      <w:proofErr w:type="spellStart"/>
+      <w:r>
+        <w:rPr>
+          <w:b/>
+          <w:bCs/>
+        </w:rPr>
+        <w:t>where</w:t>
+      </w:r>
+      <w:proofErr w:type="spellEnd"/>
+      <w:r>
+        <w:rPr>
+          <w:b/>
+          <w:bCs/>
+        </w:rPr>
+        <w:t xml:space="preserve"> </w:t>
+      </w:r>
+      <w:proofErr w:type="spellStart"/>
+      <w:r>
+        <w:rPr>
+          <w:b/>
+          <w:bCs/>
+        </w:rPr>
+        <w:t>the</w:t>
+      </w:r>
+      <w:proofErr w:type="spellEnd"/>
+      <w:r>
+        <w:rPr>
+          <w:b/>
+          <w:bCs/>
+        </w:rPr>
+        <w:t xml:space="preserve"> </w:t>
+      </w:r>
+      <w:proofErr w:type="spellStart"/>
+      <w:r>
+        <w:rPr>
+          <w:b/>
+          <w:bCs/>
+        </w:rPr>
+        <w:t>condition</w:t>
+      </w:r>
+      <w:proofErr w:type="spellEnd"/>
+      <w:r>
+        <w:rPr>
+          <w:b/>
+          <w:bCs/>
+        </w:rPr>
+        <w:t xml:space="preserve"> </w:t>
+      </w:r>
+      <w:proofErr w:type="spellStart"/>
+      <w:r>
+        <w:rPr>
+          <w:b/>
+          <w:bCs/>
+        </w:rPr>
+        <w:t>is</w:t>
+      </w:r>
+      <w:proofErr w:type="spellEnd"/>
+      <w:r>
+        <w:rPr>
+          <w:b/>
+          <w:bCs/>
+        </w:rPr>
+        <w:t xml:space="preserve"> </w:t>
+      </w:r>
+      <w:proofErr w:type="spellStart"/>
+      <w:r>
+        <w:rPr>
+          <w:b/>
+          <w:bCs/>
+        </w:rPr>
+        <w:t>True</w:t>
+      </w:r>
+      <w:proofErr w:type="spellEnd"/>
+      <w:r>
+        <w:rPr>
+          <w:b/>
+          <w:bCs/>
+        </w:rPr>
+        <w:t>.</w:t>
+      </w:r>
+    </w:p>
+    <w:p>
+      <w:pPr>
+        <w:numPr>
+          <w:ilvl w:val="0"/>
+          <w:numId w:val="1"/>
+        </w:numPr>
+        <w:rPr>
+          <w:b/>
+          <w:bCs/>
+        </w:rPr>
+      </w:pPr>
+      <w:proofErr w:type="spellStart"/>
+      <w:r>
+        <w:rPr>
+          <w:b/>
+          <w:bCs/>
+        </w:rPr>
+        <w:t>Adding</w:t>
+      </w:r>
+      <w:proofErr w:type="spellEnd"/>
+      <w:r>
+        <w:rPr>
+          <w:b/>
+          <w:bCs/>
+        </w:rPr>
+        <w:t xml:space="preserve"> [0] </w:t>
+      </w:r>
+      <w:proofErr w:type="spellStart"/>
+      <w:r>
+        <w:rPr>
+          <w:b/>
+          <w:bCs/>
+        </w:rPr>
+        <w:t>gets</w:t>
+      </w:r>
+      <w:proofErr w:type="spellEnd"/>
+      <w:r>
+        <w:rPr>
+          <w:b/>
+          <w:bCs/>
+        </w:rPr>
+        <w:t xml:space="preserve"> </w:t>
+      </w:r>
+      <w:proofErr w:type="spellStart"/>
+      <w:r>
+        <w:rPr>
+          <w:b/>
+          <w:bCs/>
+        </w:rPr>
+        <w:t>the</w:t>
+      </w:r>
+      <w:proofErr w:type="spellEnd"/>
+      <w:r>
+        <w:rPr>
+          <w:b/>
+          <w:bCs/>
+        </w:rPr>
+        <w:t xml:space="preserve"> </w:t>
+      </w:r>
+      <w:proofErr w:type="spellStart"/>
+      <w:r>
+        <w:rPr>
+          <w:b/>
+          <w:bCs/>
+        </w:rPr>
+        <w:t>first</w:t>
+      </w:r>
+      <w:proofErr w:type="spellEnd"/>
+      <w:r>
+        <w:rPr>
+          <w:b/>
+          <w:bCs/>
+        </w:rPr>
+        <w:t xml:space="preserve"> </w:t>
+      </w:r>
+      <w:proofErr w:type="spellStart"/>
+      <w:r>
+        <w:rPr>
+          <w:b/>
+          <w:bCs/>
+        </w:rPr>
+        <w:t>array</w:t>
+      </w:r>
+      <w:proofErr w:type="spellEnd"/>
+      <w:r>
+        <w:rPr>
+          <w:b/>
+          <w:bCs/>
+        </w:rPr>
+        <w:t xml:space="preserve"> </w:t>
+      </w:r>
+      <w:proofErr w:type="spellStart"/>
+      <w:r>
+        <w:rPr>
+          <w:b/>
+          <w:bCs/>
+        </w:rPr>
+        <w:t>from</w:t>
+      </w:r>
+      <w:proofErr w:type="spellEnd"/>
+      <w:r>
+        <w:rPr>
+          <w:b/>
+          <w:bCs/>
+        </w:rPr>
+        <w:t xml:space="preserve"> </w:t>
+      </w:r>
+      <w:proofErr w:type="spellStart"/>
+      <w:r>
+        <w:rPr>
+          <w:b/>
+          <w:bCs/>
+        </w:rPr>
+        <w:t>that</w:t>
+      </w:r>
+      <w:proofErr w:type="spellEnd"/>
+      <w:r>
+        <w:rPr>
+          <w:b/>
+          <w:bCs/>
+        </w:rPr>
+        <w:t xml:space="preserve"> </w:t>
+      </w:r>
+      <w:proofErr w:type="spellStart"/>
+      <w:r>
+        <w:rPr>
+          <w:b/>
+          <w:bCs/>
+        </w:rPr>
+        <w:t>tuple</w:t>
+      </w:r>
+      <w:proofErr w:type="spellEnd"/>
+      <w:r>
+        <w:rPr>
+          <w:b/>
+          <w:bCs/>
+        </w:rPr>
+        <w:t xml:space="preserve">, </w:t>
+      </w:r>
+      <w:proofErr w:type="spellStart"/>
+      <w:r>
+        <w:rPr>
+          <w:b/>
+          <w:bCs/>
+        </w:rPr>
+        <w:t>which</w:t>
+      </w:r>
+      <w:proofErr w:type="spellEnd"/>
+      <w:r>
+        <w:rPr>
+          <w:b/>
+          <w:bCs/>
+        </w:rPr>
+        <w:t xml:space="preserve"> </w:t>
+      </w:r>
+      <w:proofErr w:type="spellStart"/>
+      <w:r>
+        <w:rPr>
+          <w:b/>
+          <w:bCs/>
+        </w:rPr>
+        <w:t>in</w:t>
+      </w:r>
+      <w:proofErr w:type="spellEnd"/>
+      <w:r>
+        <w:rPr>
+          <w:b/>
+          <w:bCs/>
+        </w:rPr>
+        <w:t xml:space="preserve"> </w:t>
+      </w:r>
+      <w:proofErr w:type="spellStart"/>
+      <w:r>
+        <w:rPr>
+          <w:b/>
+          <w:bCs/>
+        </w:rPr>
+        <w:t>this</w:t>
+      </w:r>
+      <w:proofErr w:type="spellEnd"/>
+      <w:r>
+        <w:rPr>
+          <w:b/>
+          <w:bCs/>
+        </w:rPr>
+        <w:t xml:space="preserve"> </w:t>
+      </w:r>
+      <w:proofErr w:type="spellStart"/>
+      <w:r>
+        <w:rPr>
+          <w:b/>
+          <w:bCs/>
+        </w:rPr>
+        <w:t>case</w:t>
+      </w:r>
+      <w:proofErr w:type="spellEnd"/>
+      <w:r>
+        <w:rPr>
+          <w:b/>
+          <w:bCs/>
+        </w:rPr>
+        <w:t xml:space="preserve"> </w:t>
+      </w:r>
+      <w:proofErr w:type="spellStart"/>
+      <w:r>
+        <w:rPr>
+          <w:b/>
+          <w:bCs/>
+        </w:rPr>
+        <w:t>contains</w:t>
+      </w:r>
+      <w:proofErr w:type="spellEnd"/>
+      <w:r>
+        <w:rPr>
+          <w:b/>
+          <w:bCs/>
+        </w:rPr>
+        <w:t xml:space="preserve"> </w:t>
+      </w:r>
+      <w:proofErr w:type="spellStart"/>
+      <w:r>
+        <w:rPr>
+          <w:b/>
+          <w:bCs/>
+        </w:rPr>
+        <w:t>the</w:t>
+      </w:r>
+      <w:proofErr w:type="spellEnd"/>
+      <w:r>
+        <w:rPr>
+          <w:b/>
+          <w:bCs/>
+        </w:rPr>
+        <w:t xml:space="preserve"> </w:t>
+      </w:r>
+      <w:proofErr w:type="spellStart"/>
+      <w:r>
+        <w:rPr>
+          <w:b/>
+          <w:bCs/>
+        </w:rPr>
+        <w:t>indices</w:t>
+      </w:r>
+      <w:proofErr w:type="spellEnd"/>
+      <w:r>
+        <w:rPr>
+          <w:b/>
+          <w:bCs/>
+        </w:rPr>
+        <w:t xml:space="preserve"> </w:t>
+      </w:r>
+      <w:proofErr w:type="spellStart"/>
+      <w:r>
+        <w:rPr>
+          <w:b/>
+          <w:bCs/>
+        </w:rPr>
+        <w:t>of</w:t>
+      </w:r>
+      <w:proofErr w:type="spellEnd"/>
+      <w:r>
+        <w:rPr>
+          <w:b/>
+          <w:bCs/>
+        </w:rPr>
+        <w:t xml:space="preserve"> </w:t>
+      </w:r>
+      <w:proofErr w:type="spellStart"/>
+      <w:r>
+        <w:rPr>
+          <w:b/>
+          <w:bCs/>
+        </w:rPr>
+        <w:t>elements</w:t>
+      </w:r>
+      <w:proofErr w:type="spellEnd"/>
+      <w:r>
+        <w:rPr>
+          <w:b/>
+          <w:bCs/>
+        </w:rPr>
+        <w:t xml:space="preserve"> </w:t>
+      </w:r>
+      <w:proofErr w:type="spellStart"/>
+      <w:r>
+        <w:rPr>
+          <w:b/>
+          <w:bCs/>
+        </w:rPr>
+        <w:t>in</w:t>
+      </w:r>
+      <w:proofErr w:type="spellEnd"/>
+      <w:r>
+        <w:rPr>
+          <w:b/>
+          <w:bCs/>
+        </w:rPr>
+        <w:t xml:space="preserve"> </w:t>
+      </w:r>
+      <w:proofErr w:type="spellStart"/>
+      <w:r>
+        <w:rPr>
+          <w:b/>
+          <w:bCs/>
+        </w:rPr>
+        <w:t>total_time</w:t>
+      </w:r>
+      <w:proofErr w:type="spellEnd"/>
+      <w:r>
+        <w:rPr>
+          <w:b/>
+          <w:bCs/>
+        </w:rPr>
+        <w:t xml:space="preserve"> </w:t>
+      </w:r>
+      <w:proofErr w:type="spellStart"/>
+      <w:r>
+        <w:rPr>
+          <w:b/>
+          <w:bCs/>
+        </w:rPr>
+        <w:t>that</w:t>
+      </w:r>
+      <w:proofErr w:type="spellEnd"/>
+      <w:r>
+        <w:rPr>
+          <w:b/>
+          <w:bCs/>
+        </w:rPr>
+        <w:t xml:space="preserve"> </w:t>
+      </w:r>
+      <w:proofErr w:type="spellStart"/>
+      <w:r>
+        <w:rPr>
+          <w:b/>
+          <w:bCs/>
+        </w:rPr>
+        <w:t>are</w:t>
+      </w:r>
+      <w:proofErr w:type="spellEnd"/>
+      <w:r>
+        <w:rPr>
+          <w:b/>
+          <w:bCs/>
+        </w:rPr>
+        <w:t xml:space="preserve"> </w:t>
+      </w:r>
+      <w:proofErr w:type="spellStart"/>
+      <w:r>
+        <w:rPr>
+          <w:b/>
+          <w:bCs/>
+        </w:rPr>
+        <w:t>less</w:t>
+      </w:r>
+      <w:proofErr w:type="spellEnd"/>
+      <w:r>
+        <w:rPr>
+          <w:b/>
+          <w:bCs/>
+        </w:rPr>
+        <w:t xml:space="preserve"> </w:t>
+      </w:r>
+      <w:proofErr w:type="spellStart"/>
+      <w:r>
+        <w:rPr>
+          <w:b/>
+          <w:bCs/>
+        </w:rPr>
+        <w:t>than</w:t>
+      </w:r>
+      <w:proofErr w:type="spellEnd"/>
+      <w:r>
+        <w:rPr>
+          <w:b/>
+          <w:bCs/>
+        </w:rPr>
+        <w:t xml:space="preserve"> </w:t>
+      </w:r>
+      <w:proofErr w:type="spellStart"/>
+      <w:r>
+        <w:rPr>
+          <w:b/>
+          <w:bCs/>
+        </w:rPr>
+        <w:t>or</w:t>
+      </w:r>
+      <w:proofErr w:type="spellEnd"/>
+      <w:r>
+        <w:rPr>
+          <w:b/>
+          <w:bCs/>
+        </w:rPr>
+        <w:t xml:space="preserve"> </w:t>
+      </w:r>
+      <w:proofErr w:type="spellStart"/>
+      <w:r>
+        <w:rPr>
+          <w:b/>
+          <w:bCs/>
+        </w:rPr>
+        <w:t>equal</w:t>
+      </w:r>
+      <w:proofErr w:type="spellEnd"/>
+      <w:r>
+        <w:rPr>
+          <w:b/>
+          <w:bCs/>
+        </w:rPr>
+        <w:t xml:space="preserve"> </w:t>
+      </w:r>
+      <w:proofErr w:type="spellStart"/>
+      <w:r>
+        <w:rPr>
+          <w:b/>
+          <w:bCs/>
+        </w:rPr>
+        <w:t>to</w:t>
+      </w:r>
+      <w:proofErr w:type="spellEnd"/>
+      <w:r>
+        <w:rPr>
+          <w:b/>
+          <w:bCs/>
+        </w:rPr>
+        <w:t xml:space="preserve"> </w:t>
+      </w:r>
+      <w:proofErr w:type="spellStart"/>
+      <w:r>
+        <w:rPr>
+          <w:b/>
+          <w:bCs/>
+        </w:rPr>
+        <w:t>duration</w:t>
+      </w:r>
+      <w:proofErr w:type="spellEnd"/>
+      <w:r>
+        <w:rPr>
+          <w:b/>
+          <w:bCs/>
+        </w:rPr>
+        <w:t>.</w:t>
+      </w:r>
+    </w:p>
+    <w:p>
+      <w:pPr>
+        <w:ind w:firstLine="708"/>
+        <w:rPr>
+          <w:b/>
+          <w:bCs/>
+        </w:rPr>
+      </w:pPr>
+      <w:proofErr w:type="spellStart"/>
+      <w:r>
+        <w:rPr>
+          <w:b/>
+          <w:bCs/>
+        </w:rPr>
+        <w:t>So</w:t>
+      </w:r>
+      <w:proofErr w:type="spellEnd"/>
+      <w:r>
+        <w:rPr>
+          <w:b/>
+          <w:bCs/>
+        </w:rPr>
+        <w:t xml:space="preserve">, </w:t>
+      </w:r>
+      <w:proofErr w:type="spellStart"/>
+      <w:r>
+        <w:rPr>
+          <w:b/>
+          <w:bCs/>
+        </w:rPr>
+        <w:t>this</w:t>
+      </w:r>
+      <w:proofErr w:type="spellEnd"/>
+      <w:r>
+        <w:rPr>
+          <w:b/>
+          <w:bCs/>
+        </w:rPr>
+        <w:t xml:space="preserve"> </w:t>
+      </w:r>
+      <w:proofErr w:type="spellStart"/>
+      <w:r>
+        <w:rPr>
+          <w:b/>
+          <w:bCs/>
+        </w:rPr>
+        <w:t>line</w:t>
+      </w:r>
+      <w:proofErr w:type="spellEnd"/>
+      <w:r>
+        <w:rPr>
+          <w:b/>
+          <w:bCs/>
+        </w:rPr>
+        <w:t xml:space="preserve"> </w:t>
+      </w:r>
+      <w:proofErr w:type="spellStart"/>
+      <w:r>
+        <w:rPr>
+          <w:b/>
+          <w:bCs/>
+        </w:rPr>
+        <w:t>selects</w:t>
+      </w:r>
+      <w:proofErr w:type="spellEnd"/>
+      <w:r>
+        <w:rPr>
+          <w:b/>
+          <w:bCs/>
+        </w:rPr>
+        <w:t xml:space="preserve"> </w:t>
+      </w:r>
+      <w:proofErr w:type="spellStart"/>
+      <w:r>
+        <w:rPr>
+          <w:b/>
+          <w:bCs/>
+        </w:rPr>
+        <w:t>all</w:t>
+      </w:r>
+      <w:proofErr w:type="spellEnd"/>
+      <w:r>
+        <w:rPr>
+          <w:b/>
+          <w:bCs/>
+        </w:rPr>
+        <w:t xml:space="preserve"> </w:t>
+      </w:r>
+      <w:proofErr w:type="spellStart"/>
+      <w:r>
+        <w:rPr>
+          <w:b/>
+          <w:bCs/>
+        </w:rPr>
+        <w:t>the</w:t>
+      </w:r>
+      <w:proofErr w:type="spellEnd"/>
+      <w:r>
+        <w:rPr>
+          <w:b/>
+          <w:bCs/>
+        </w:rPr>
+        <w:t xml:space="preserve"> </w:t>
+      </w:r>
+      <w:proofErr w:type="spellStart"/>
+      <w:r>
+        <w:rPr>
+          <w:b/>
+          <w:bCs/>
+        </w:rPr>
+        <w:t>indices</w:t>
+      </w:r>
+      <w:proofErr w:type="spellEnd"/>
+      <w:r>
+        <w:rPr>
+          <w:b/>
+          <w:bCs/>
+        </w:rPr>
+        <w:t xml:space="preserve"> </w:t>
+      </w:r>
+      <w:proofErr w:type="spellStart"/>
+      <w:r>
+        <w:rPr>
+          <w:b/>
+          <w:bCs/>
+        </w:rPr>
+        <w:t>where</w:t>
+      </w:r>
+      <w:proofErr w:type="spellEnd"/>
+      <w:r>
+        <w:rPr>
+          <w:b/>
+          <w:bCs/>
+        </w:rPr>
+        <w:t xml:space="preserve"> </w:t>
+      </w:r>
+      <w:proofErr w:type="spellStart"/>
+      <w:r>
+        <w:rPr>
+          <w:b/>
+          <w:bCs/>
+        </w:rPr>
+        <w:t>total_time</w:t>
+      </w:r>
+      <w:proofErr w:type="spellEnd"/>
+      <w:r>
+        <w:rPr>
+          <w:b/>
+          <w:bCs/>
+        </w:rPr>
+        <w:t xml:space="preserve">[i] &lt;= </w:t>
+      </w:r>
+      <w:proofErr w:type="spellStart"/>
+      <w:r>
+        <w:rPr>
+          <w:b/>
+          <w:bCs/>
+        </w:rPr>
+        <w:t>duration</w:t>
+      </w:r>
+      <w:proofErr w:type="spellEnd"/>
+      <w:r>
+        <w:rPr>
+          <w:b/>
+          <w:bCs/>
+        </w:rPr>
+        <w:t>.</w:t>
+      </w:r>
+    </w:p>
+    <w:p>
+      <w:pPr>
+        <w:ind w:firstLine="708"/>
+        <w:rPr>
+          <w:b/>
+          <w:bCs/>
+        </w:rPr>
+      </w:pPr>
+      <w:proofErr w:type="spellStart"/>
+      <w:r>
+        <w:rPr>
+          <w:b/>
+          <w:bCs/>
+        </w:rPr>
+        <w:t>Example</w:t>
+      </w:r>
+      <w:proofErr w:type="spellEnd"/>
+      <w:r>
+        <w:rPr>
+          <w:b/>
+          <w:bCs/>
+        </w:rPr>
+        <w:t>:</w:t>
+      </w:r>
+    </w:p>
+    <w:p>
+      <w:pPr>
+        <w:ind w:firstLine="708"/>
+        <w:rPr>
+          <w:b/>
+          <w:bCs/>
+        </w:rPr>
+      </w:pPr>
+      <w:proofErr w:type="spellStart"/>
+      <w:r>
+        <w:rPr>
+          <w:b/>
+          <w:bCs/>
+        </w:rPr>
+        <w:t>python</w:t>
+      </w:r>
+      <w:proofErr w:type="spellEnd"/>
+    </w:p>
+    <w:p>
+      <w:pPr>
+        <w:ind w:firstLine="708"/>
+        <w:rPr>
+          <w:b/>
+          <w:bCs/>
+        </w:rPr>
+      </w:pPr>
+      <w:proofErr w:type="spellStart"/>
+      <w:r>
+        <w:rPr>
+          <w:b/>
+          <w:bCs/>
+        </w:rPr>
+        <w:t>КопіюватиРедагувати</w:t>
+      </w:r>
+      <w:proofErr w:type="spellEnd"/>
+    </w:p>
+    <w:p>
+      <w:pPr>
+        <w:ind w:firstLine="708"/>
+        <w:rPr>
+          <w:b/>
+          <w:bCs/>
+        </w:rPr>
+      </w:pPr>
+      <w:proofErr w:type="spellStart"/>
+      <w:r>
+        <w:rPr>
+          <w:b/>
+          <w:bCs/>
+        </w:rPr>
+        <w:t>import</w:t>
+      </w:r>
+      <w:proofErr w:type="spellEnd"/>
+      <w:r>
+        <w:rPr>
+          <w:b/>
+          <w:bCs/>
+        </w:rPr>
+        <w:t xml:space="preserve"> </w:t>
+      </w:r>
+      <w:proofErr w:type="spellStart"/>
+      <w:r>
+        <w:rPr>
+          <w:b/>
+          <w:bCs/>
+        </w:rPr>
+        <w:t>numpy</w:t>
+      </w:r>
+      <w:proofErr w:type="spellEnd"/>
+      <w:r>
+        <w:rPr>
+          <w:b/>
+          <w:bCs/>
+        </w:rPr>
+        <w:t xml:space="preserve"> </w:t>
+      </w:r>
+      <w:proofErr w:type="spellStart"/>
+      <w:r>
+        <w:rPr>
+          <w:b/>
+          <w:bCs/>
+        </w:rPr>
+        <w:t>as</w:t>
+      </w:r>
+      <w:proofErr w:type="spellEnd"/>
+      <w:r>
+        <w:rPr>
+          <w:b/>
+          <w:bCs/>
+        </w:rPr>
+        <w:t xml:space="preserve"> </w:t>
+      </w:r>
+      <w:proofErr w:type="spellStart"/>
+      <w:r>
+        <w:rPr>
+          <w:b/>
+          <w:bCs/>
+        </w:rPr>
+        <w:t>np</w:t>
+      </w:r>
+      <w:proofErr w:type="spellEnd"/>
+    </w:p>
+    <w:p>
+      <w:pPr>
+        <w:ind w:firstLine="708"/>
+        <w:rPr>
+          <w:b/>
+          <w:bCs/>
+        </w:rPr>
+      </w:pPr>
+    </w:p>
+    <w:p>
+      <w:pPr>
+        <w:ind w:firstLine="708"/>
+        <w:rPr>
+          <w:b/>
+          <w:bCs/>
+        </w:rPr>
+      </w:pPr>
+      <w:proofErr w:type="spellStart"/>
+      <w:r>
+        <w:rPr>
+          <w:b/>
+          <w:bCs/>
+        </w:rPr>
+        <w:t>total_time</w:t>
+      </w:r>
+      <w:proofErr w:type="spellEnd"/>
+      <w:r>
+        <w:rPr>
+          <w:b/>
+          <w:bCs/>
+        </w:rPr>
+        <w:t xml:space="preserve"> = </w:t>
+      </w:r>
+      <w:proofErr w:type="spellStart"/>
+      <w:r>
+        <w:rPr>
+          <w:b/>
+          <w:bCs/>
+        </w:rPr>
+        <w:t>np.array</w:t>
+      </w:r>
+      <w:proofErr w:type="spellEnd"/>
+      <w:r>
+        <w:rPr>
+          <w:b/>
+          <w:bCs/>
+        </w:rPr>
+        <w:t>([3, 7, 2, 9, 5])</w:t>
+      </w:r>
+    </w:p>
+    <w:p>
+      <w:pPr>
+        <w:ind w:firstLine="708"/>
+        <w:rPr>
+          <w:b/>
+          <w:bCs/>
+        </w:rPr>
+      </w:pPr>
+      <w:proofErr w:type="spellStart"/>
+      <w:r>
+        <w:rPr>
+          <w:b/>
+          <w:bCs/>
+        </w:rPr>
+        <w:t>duration</w:t>
+      </w:r>
+      <w:proofErr w:type="spellEnd"/>
+      <w:r>
+        <w:rPr>
+          <w:b/>
+          <w:bCs/>
+        </w:rPr>
+        <w:t xml:space="preserve"> = 5</w:t>
+      </w:r>
+    </w:p>
+    <w:p>
+      <w:pPr>
+        <w:ind w:firstLine="708"/>
+        <w:rPr>
+          <w:b/>
+          <w:bCs/>
+        </w:rPr>
+      </w:pPr>
+    </w:p>
+    <w:p>
+      <w:pPr>
+        <w:ind w:firstLine="708"/>
+        <w:rPr>
+          <w:b/>
+          <w:bCs/>
+        </w:rPr>
+      </w:pPr>
+      <w:proofErr w:type="spellStart"/>
+      <w:r>
+        <w:rPr>
+          <w:b/>
+          <w:bCs/>
+        </w:rPr>
+        <w:t>valid_indices</w:t>
+      </w:r>
+      <w:proofErr w:type="spellEnd"/>
+      <w:r>
+        <w:rPr>
+          <w:b/>
+          <w:bCs/>
+        </w:rPr>
+        <w:t xml:space="preserve"> = </w:t>
+      </w:r>
+      <w:proofErr w:type="spellStart"/>
+      <w:r>
+        <w:rPr>
+          <w:b/>
+          <w:bCs/>
+        </w:rPr>
+        <w:t>np.where</w:t>
+      </w:r>
+      <w:proofErr w:type="spellEnd"/>
+      <w:r>
+        <w:rPr>
+          <w:b/>
+          <w:bCs/>
+        </w:rPr>
+        <w:t>(</w:t>
+      </w:r>
+      <w:proofErr w:type="spellStart"/>
+      <w:r>
+        <w:rPr>
+          <w:b/>
+          <w:bCs/>
+        </w:rPr>
+        <w:t>total_time</w:t>
+      </w:r>
+      <w:proofErr w:type="spellEnd"/>
+      <w:r>
+        <w:rPr>
+          <w:b/>
+          <w:bCs/>
+        </w:rPr>
+        <w:t xml:space="preserve"> &lt;= </w:t>
+      </w:r>
+      <w:proofErr w:type="spellStart"/>
+      <w:r>
+        <w:rPr>
+          <w:b/>
+          <w:bCs/>
+        </w:rPr>
+        <w:t>duration</w:t>
+      </w:r>
+      <w:proofErr w:type="spellEnd"/>
+      <w:r>
+        <w:rPr>
+          <w:b/>
+          <w:bCs/>
+        </w:rPr>
+        <w:t>)[0]</w:t>
+      </w:r>
+    </w:p>
+    <w:p>
+      <w:pPr>
+        <w:ind w:firstLine="708"/>
+        <w:rPr>
+          <w:b/>
+          <w:bCs/>
+        </w:rPr>
+      </w:pPr>
+      <w:proofErr w:type="spellStart"/>
+      <w:r>
+        <w:rPr>
+          <w:b/>
+          <w:bCs/>
+        </w:rPr>
+        <w:t>print</w:t>
+      </w:r>
+      <w:proofErr w:type="spellEnd"/>
+      <w:r>
+        <w:rPr>
+          <w:b/>
+          <w:bCs/>
+        </w:rPr>
+        <w:t>(</w:t>
+      </w:r>
+      <w:proofErr w:type="spellStart"/>
+      <w:r>
+        <w:rPr>
+          <w:b/>
+          <w:bCs/>
+        </w:rPr>
+        <w:t>valid_indices</w:t>
+      </w:r>
+      <w:proofErr w:type="spellEnd"/>
+      <w:r>
+        <w:rPr>
+          <w:b/>
+          <w:bCs/>
+        </w:rPr>
+        <w:t>)</w:t>
+      </w:r>
+    </w:p>
+    <w:p>
+      <w:pPr>
+        <w:ind w:firstLine="708"/>
+        <w:rPr>
+          <w:b/>
+          <w:bCs/>
+        </w:rPr>
+      </w:pPr>
+      <w:r>
+        <w:rPr>
+          <w:b/>
+          <w:bCs/>
+        </w:rPr>
+        <w:t xml:space="preserve"># </w:t>
+      </w:r>
+      <w:proofErr w:type="spellStart"/>
+      <w:r>
+        <w:rPr>
+          <w:b/>
+          <w:bCs/>
+        </w:rPr>
+        <w:t>Output</w:t>
+      </w:r>
+      <w:proofErr w:type="spellEnd"/>
+      <w:r>
+        <w:rPr>
+          <w:b/>
+          <w:bCs/>
+        </w:rPr>
+        <w:t>: [0 2 4]</w:t>
+      </w:r>
+    </w:p>
+    <w:p>
+      <w:pPr>
+        <w:ind w:firstLine="708"/>
+        <w:rPr>
+          <w:b/>
+          <w:bCs/>
+        </w:rPr>
+      </w:pPr>
+      <w:proofErr w:type="spellStart"/>
+      <w:r>
+        <w:rPr>
+          <w:b/>
+          <w:bCs/>
+        </w:rPr>
+        <w:lastRenderedPageBreak/>
+        <w:t>Let</w:t>
+      </w:r>
+      <w:proofErr w:type="spellEnd"/>
+      <w:r>
+        <w:rPr>
+          <w:b/>
+          <w:bCs/>
+        </w:rPr>
+        <w:t xml:space="preserve"> </w:t>
+      </w:r>
+      <w:proofErr w:type="spellStart"/>
+      <w:r>
+        <w:rPr>
+          <w:b/>
+          <w:bCs/>
+        </w:rPr>
+        <w:t>me</w:t>
+      </w:r>
+      <w:proofErr w:type="spellEnd"/>
+      <w:r>
+        <w:rPr>
+          <w:b/>
+          <w:bCs/>
+        </w:rPr>
+        <w:t xml:space="preserve"> </w:t>
+      </w:r>
+      <w:proofErr w:type="spellStart"/>
+      <w:r>
+        <w:rPr>
+          <w:b/>
+          <w:bCs/>
+        </w:rPr>
+        <w:t>know</w:t>
+      </w:r>
+      <w:proofErr w:type="spellEnd"/>
+      <w:r>
+        <w:rPr>
+          <w:b/>
+          <w:bCs/>
+        </w:rPr>
+        <w:t xml:space="preserve"> </w:t>
+      </w:r>
+      <w:proofErr w:type="spellStart"/>
+      <w:r>
+        <w:rPr>
+          <w:b/>
+          <w:bCs/>
+        </w:rPr>
+        <w:t>if</w:t>
+      </w:r>
+      <w:proofErr w:type="spellEnd"/>
+      <w:r>
+        <w:rPr>
+          <w:b/>
+          <w:bCs/>
+        </w:rPr>
+        <w:t xml:space="preserve"> </w:t>
+      </w:r>
+      <w:proofErr w:type="spellStart"/>
+      <w:r>
+        <w:rPr>
+          <w:b/>
+          <w:bCs/>
+        </w:rPr>
+        <w:t>you</w:t>
+      </w:r>
+      <w:proofErr w:type="spellEnd"/>
+      <w:r>
+        <w:rPr>
+          <w:b/>
+          <w:bCs/>
+        </w:rPr>
+        <w:t xml:space="preserve"> </w:t>
+      </w:r>
+      <w:proofErr w:type="spellStart"/>
+      <w:r>
+        <w:rPr>
+          <w:b/>
+          <w:bCs/>
+        </w:rPr>
+        <w:t>want</w:t>
+      </w:r>
+      <w:proofErr w:type="spellEnd"/>
+      <w:r>
+        <w:rPr>
+          <w:b/>
+          <w:bCs/>
+        </w:rPr>
+        <w:t xml:space="preserve"> </w:t>
+      </w:r>
+      <w:proofErr w:type="spellStart"/>
+      <w:r>
+        <w:rPr>
+          <w:b/>
+          <w:bCs/>
+        </w:rPr>
+        <w:t>help</w:t>
+      </w:r>
+      <w:proofErr w:type="spellEnd"/>
+      <w:r>
+        <w:rPr>
+          <w:b/>
+          <w:bCs/>
+        </w:rPr>
+        <w:t xml:space="preserve"> </w:t>
+      </w:r>
+      <w:proofErr w:type="spellStart"/>
+      <w:r>
+        <w:rPr>
+          <w:b/>
+          <w:bCs/>
+        </w:rPr>
+        <w:t>using</w:t>
+      </w:r>
+      <w:proofErr w:type="spellEnd"/>
+      <w:r>
+        <w:rPr>
+          <w:b/>
+          <w:bCs/>
+        </w:rPr>
+        <w:t xml:space="preserve"> </w:t>
+      </w:r>
+      <w:proofErr w:type="spellStart"/>
+      <w:r>
+        <w:rPr>
+          <w:b/>
+          <w:bCs/>
+        </w:rPr>
+        <w:t>valid_indices</w:t>
+      </w:r>
+      <w:proofErr w:type="spellEnd"/>
+      <w:r>
+        <w:rPr>
+          <w:b/>
+          <w:bCs/>
+        </w:rPr>
+        <w:t xml:space="preserve"> </w:t>
+      </w:r>
+      <w:proofErr w:type="spellStart"/>
+      <w:r>
+        <w:rPr>
+          <w:b/>
+          <w:bCs/>
+        </w:rPr>
+        <w:t>or</w:t>
+      </w:r>
+      <w:proofErr w:type="spellEnd"/>
+      <w:r>
+        <w:rPr>
+          <w:b/>
+          <w:bCs/>
+        </w:rPr>
+        <w:t xml:space="preserve"> </w:t>
+      </w:r>
+      <w:proofErr w:type="spellStart"/>
+      <w:r>
+        <w:rPr>
+          <w:b/>
+          <w:bCs/>
+        </w:rPr>
+        <w:t>applying</w:t>
+      </w:r>
+      <w:proofErr w:type="spellEnd"/>
+      <w:r>
+        <w:rPr>
+          <w:b/>
+          <w:bCs/>
+        </w:rPr>
+        <w:t xml:space="preserve"> </w:t>
+      </w:r>
+      <w:proofErr w:type="spellStart"/>
+      <w:r>
+        <w:rPr>
+          <w:b/>
+          <w:bCs/>
+        </w:rPr>
+        <w:t>it</w:t>
+      </w:r>
+      <w:proofErr w:type="spellEnd"/>
+      <w:r>
+        <w:rPr>
+          <w:b/>
+          <w:bCs/>
+        </w:rPr>
+        <w:t xml:space="preserve"> </w:t>
+      </w:r>
+      <w:proofErr w:type="spellStart"/>
+      <w:r>
+        <w:rPr>
+          <w:b/>
+          <w:bCs/>
+        </w:rPr>
+        <w:t>to</w:t>
+      </w:r>
+      <w:proofErr w:type="spellEnd"/>
+      <w:r>
+        <w:rPr>
+          <w:b/>
+          <w:bCs/>
+        </w:rPr>
+        <w:t xml:space="preserve"> </w:t>
+      </w:r>
+      <w:proofErr w:type="spellStart"/>
+      <w:r>
+        <w:rPr>
+          <w:b/>
+          <w:bCs/>
+        </w:rPr>
+        <w:t>filter</w:t>
+      </w:r>
+      <w:proofErr w:type="spellEnd"/>
+      <w:r>
+        <w:rPr>
+          <w:b/>
+          <w:bCs/>
+        </w:rPr>
+        <w:t xml:space="preserve"> </w:t>
+      </w:r>
+      <w:proofErr w:type="spellStart"/>
+      <w:r>
+        <w:rPr>
+          <w:b/>
+          <w:bCs/>
+        </w:rPr>
+        <w:t>another</w:t>
+      </w:r>
+      <w:proofErr w:type="spellEnd"/>
+      <w:r>
+        <w:rPr>
+          <w:b/>
+          <w:bCs/>
+        </w:rPr>
+        <w:t xml:space="preserve"> </w:t>
+      </w:r>
+      <w:proofErr w:type="spellStart"/>
+      <w:r>
+        <w:rPr>
+          <w:b/>
+          <w:bCs/>
+        </w:rPr>
+        <w:t>array</w:t>
+      </w:r>
+      <w:proofErr w:type="spellEnd"/>
+      <w:r>
+        <w:rPr>
+          <w:b/>
+          <w:bCs/>
+        </w:rPr>
+        <w:t>.</w:t>
       </w:r>
     </w:p>
     <w:p>
@@ -2546,6 +4782,163 @@
     </w:sectPr>
   </w:body>
 </w:document>
+</file>
+
+<file path=word/numbering.xml><?xml version="1.0" encoding="utf-8"?>
+<w:numbering xmlns:wpc="http://schemas.microsoft.com/office/word/2010/wordprocessingCanvas" xmlns:cx="http://schemas.microsoft.com/office/drawing/2014/chartex" xmlns:cx1="http://schemas.microsoft.com/office/drawing/2015/9/8/chartex" xmlns:cx2="http://schemas.microsoft.com/office/drawing/2015/10/21/chartex" xmlns:cx3="http://schemas.microsoft.com/office/drawing/2016/5/9/chartex" xmlns:cx4="http://schemas.microsoft.com/office/drawing/2016/5/10/chartex" xmlns:cx5="http://schemas.microsoft.com/office/drawing/2016/5/11/chartex" xmlns:cx6="http://schemas.microsoft.com/office/drawing/2016/5/12/chartex" xmlns:cx7="http://schemas.microsoft.com/office/drawing/2016/5/13/chartex" xmlns:cx8="http://schemas.microsoft.com/office/drawing/2016/5/14/chartex" xmlns:mc="http://schemas.openxmlformats.org/markup-compatibility/2006" xmlns:aink="http://schemas.microsoft.com/office/drawing/2016/ink" xmlns:am3d="http://schemas.microsoft.com/office/drawing/2017/model3d" xmlns:o="urn:schemas-microsoft-com:office:office" xmlns:oel="http://schemas.microsoft.com/office/2019/extlst" xmlns:r="http://schemas.openxmlformats.org/officeDocument/2006/relationships" xmlns:m="http://schemas.openxmlformats.org/officeDocument/2006/math" xmlns:v="urn:schemas-microsoft-com:vml" xmlns:wp14="http://schemas.microsoft.com/office/word/2010/wordprocessingDrawing" xmlns:wp="http://schemas.openxmlformats.org/drawingml/2006/wordprocessingDrawing" xmlns:w10="urn:schemas-microsoft-com:office:word" xmlns:w="http://schemas.openxmlformats.org/wordprocessingml/2006/main" xmlns:w14="http://schemas.microsoft.com/office/word/2010/wordml" xmlns:w15="http://schemas.microsoft.com/office/word/2012/wordml" xmlns:w16cex="http://schemas.microsoft.com/office/word/2018/wordml/cex" xmlns:w16cid="http://schemas.microsoft.com/office/word/2016/wordml/cid" xmlns:w16="http://schemas.microsoft.com/office/word/2018/wordml" xmlns:w16du="http://schemas.microsoft.com/office/word/2023/wordml/word16du" xmlns:w16sdtdh="http://schemas.microsoft.com/office/word/2020/wordml/sdtdatahash" xmlns:w16sdtfl="http://schemas.microsoft.com/office/word/2024/wordml/sdtformatlock" xmlns:w16se="http://schemas.microsoft.com/office/word/2015/wordml/symex" xmlns:wpg="http://schemas.microsoft.com/office/word/2010/wordprocessingGroup" xmlns:wpi="http://schemas.microsoft.com/office/word/2010/wordprocessingInk" xmlns:wne="http://schemas.microsoft.com/office/word/2006/wordml" xmlns:wps="http://schemas.microsoft.com/office/word/2010/wordprocessingShape" mc:Ignorable="w14 w15 w16se w16cid w16 w16cex w16sdtdh w16sdtfl w16du wp14">
+  <w:abstractNum w:abstractNumId="0" w15:restartNumberingAfterBreak="0">
+    <w:nsid w:val="5A9C6E28"/>
+    <w:multiLevelType w:val="multilevel"/>
+    <w:tmpl w:val="6840F926"/>
+    <w:lvl w:ilvl="0">
+      <w:start w:val="1"/>
+      <w:numFmt w:val="bullet"/>
+      <w:lvlText w:val=""/>
+      <w:lvlJc w:val="left"/>
+      <w:pPr>
+        <w:tabs>
+          <w:tab w:val="num" w:pos="720"/>
+        </w:tabs>
+        <w:ind w:left="720" w:hanging="360"/>
+      </w:pPr>
+      <w:rPr>
+        <w:rFonts w:ascii="Symbol" w:hAnsi="Symbol" w:hint="default"/>
+        <w:sz w:val="20"/>
+      </w:rPr>
+    </w:lvl>
+    <w:lvl w:ilvl="1" w:tentative="1">
+      <w:start w:val="1"/>
+      <w:numFmt w:val="bullet"/>
+      <w:lvlText w:val="o"/>
+      <w:lvlJc w:val="left"/>
+      <w:pPr>
+        <w:tabs>
+          <w:tab w:val="num" w:pos="1440"/>
+        </w:tabs>
+        <w:ind w:left="1440" w:hanging="360"/>
+      </w:pPr>
+      <w:rPr>
+        <w:rFonts w:ascii="Courier New" w:hAnsi="Courier New" w:hint="default"/>
+        <w:sz w:val="20"/>
+      </w:rPr>
+    </w:lvl>
+    <w:lvl w:ilvl="2" w:tentative="1">
+      <w:start w:val="1"/>
+      <w:numFmt w:val="bullet"/>
+      <w:lvlText w:val=""/>
+      <w:lvlJc w:val="left"/>
+      <w:pPr>
+        <w:tabs>
+          <w:tab w:val="num" w:pos="2160"/>
+        </w:tabs>
+        <w:ind w:left="2160" w:hanging="360"/>
+      </w:pPr>
+      <w:rPr>
+        <w:rFonts w:ascii="Wingdings" w:hAnsi="Wingdings" w:hint="default"/>
+        <w:sz w:val="20"/>
+      </w:rPr>
+    </w:lvl>
+    <w:lvl w:ilvl="3" w:tentative="1">
+      <w:start w:val="1"/>
+      <w:numFmt w:val="bullet"/>
+      <w:lvlText w:val=""/>
+      <w:lvlJc w:val="left"/>
+      <w:pPr>
+        <w:tabs>
+          <w:tab w:val="num" w:pos="2880"/>
+        </w:tabs>
+        <w:ind w:left="2880" w:hanging="360"/>
+      </w:pPr>
+      <w:rPr>
+        <w:rFonts w:ascii="Wingdings" w:hAnsi="Wingdings" w:hint="default"/>
+        <w:sz w:val="20"/>
+      </w:rPr>
+    </w:lvl>
+    <w:lvl w:ilvl="4" w:tentative="1">
+      <w:start w:val="1"/>
+      <w:numFmt w:val="bullet"/>
+      <w:lvlText w:val=""/>
+      <w:lvlJc w:val="left"/>
+      <w:pPr>
+        <w:tabs>
+          <w:tab w:val="num" w:pos="3600"/>
+        </w:tabs>
+        <w:ind w:left="3600" w:hanging="360"/>
+      </w:pPr>
+      <w:rPr>
+        <w:rFonts w:ascii="Wingdings" w:hAnsi="Wingdings" w:hint="default"/>
+        <w:sz w:val="20"/>
+      </w:rPr>
+    </w:lvl>
+    <w:lvl w:ilvl="5" w:tentative="1">
+      <w:start w:val="1"/>
+      <w:numFmt w:val="bullet"/>
+      <w:lvlText w:val=""/>
+      <w:lvlJc w:val="left"/>
+      <w:pPr>
+        <w:tabs>
+          <w:tab w:val="num" w:pos="4320"/>
+        </w:tabs>
+        <w:ind w:left="4320" w:hanging="360"/>
+      </w:pPr>
+      <w:rPr>
+        <w:rFonts w:ascii="Wingdings" w:hAnsi="Wingdings" w:hint="default"/>
+        <w:sz w:val="20"/>
+      </w:rPr>
+    </w:lvl>
+    <w:lvl w:ilvl="6" w:tentative="1">
+      <w:start w:val="1"/>
+      <w:numFmt w:val="bullet"/>
+      <w:lvlText w:val=""/>
+      <w:lvlJc w:val="left"/>
+      <w:pPr>
+        <w:tabs>
+          <w:tab w:val="num" w:pos="5040"/>
+        </w:tabs>
+        <w:ind w:left="5040" w:hanging="360"/>
+      </w:pPr>
+      <w:rPr>
+        <w:rFonts w:ascii="Wingdings" w:hAnsi="Wingdings" w:hint="default"/>
+        <w:sz w:val="20"/>
+      </w:rPr>
+    </w:lvl>
+    <w:lvl w:ilvl="7" w:tentative="1">
+      <w:start w:val="1"/>
+      <w:numFmt w:val="bullet"/>
+      <w:lvlText w:val=""/>
+      <w:lvlJc w:val="left"/>
+      <w:pPr>
+        <w:tabs>
+          <w:tab w:val="num" w:pos="5760"/>
+        </w:tabs>
+        <w:ind w:left="5760" w:hanging="360"/>
+      </w:pPr>
+      <w:rPr>
+        <w:rFonts w:ascii="Wingdings" w:hAnsi="Wingdings" w:hint="default"/>
+        <w:sz w:val="20"/>
+      </w:rPr>
+    </w:lvl>
+    <w:lvl w:ilvl="8" w:tentative="1">
+      <w:start w:val="1"/>
+      <w:numFmt w:val="bullet"/>
+      <w:lvlText w:val=""/>
+      <w:lvlJc w:val="left"/>
+      <w:pPr>
+        <w:tabs>
+          <w:tab w:val="num" w:pos="6480"/>
+        </w:tabs>
+        <w:ind w:left="6480" w:hanging="360"/>
+      </w:pPr>
+      <w:rPr>
+        <w:rFonts w:ascii="Wingdings" w:hAnsi="Wingdings" w:hint="default"/>
+        <w:sz w:val="20"/>
+      </w:rPr>
+    </w:lvl>
+  </w:abstractNum>
+  <w:num w:numId="1" w16cid:durableId="1700817285">
+    <w:abstractNumId w:val="0"/>
+  </w:num>
+</w:numbering>
 </file>
 
 <file path=word/styles.xml><?xml version="1.0" encoding="utf-8"?>
